--- a/public/training/connect-segment/SecureByDesign-connect-segment-Workbook.docx
+++ b/public/training/connect-segment/SecureByDesign-connect-segment-Workbook.docx
@@ -150,7 +150,7 @@
           <w:sz w:val="16"/>
           <w:szCs w:val="16"/>
         </w:rPr>
-        <w:t xml:space="preserve">MATERIALS EDITION 1.0    /    COURSE 1.5</w:t>
+        <w:t xml:space="preserve">MATERIALS EDITION 1.1    /    COURSE 1.5</w:t>
       </w:r>
     </w:p>
     <w:p>
@@ -335,6 +335,22 @@
       <w:pPr>
         <w:spacing w:after="90" w:before="0" w:line="288" w:lineRule="auto"/>
       </w:pPr>
+      <w:hyperlink w:history="1" w:anchor="lesson-management">
+        <w:r>
+          <w:rPr>
+            <w:rFonts w:ascii="Arial" w:cs="Arial" w:eastAsia="Arial" w:hAnsi="Arial"/>
+            <w:color w:val="20647C"/>
+            <w:sz w:val="21"/>
+            <w:szCs w:val="21"/>
+          </w:rPr>
+          <w:t xml:space="preserve">06  Protect the router's own management</w:t>
+        </w:r>
+      </w:hyperlink>
+    </w:p>
+    <w:p>
+      <w:pPr>
+        <w:spacing w:after="90" w:before="0" w:line="288" w:lineRule="auto"/>
+      </w:pPr>
       <w:hyperlink w:history="1" w:anchor="lesson-scan">
         <w:r>
           <w:rPr>
@@ -343,7 +359,7 @@
             <w:sz w:val="21"/>
             <w:szCs w:val="21"/>
           </w:rPr>
-          <w:t xml:space="preserve">06  Delta scan the change and hand off</w:t>
+          <w:t xml:space="preserve">07  Delta scan the change and hand off</w:t>
         </w:r>
       </w:hyperlink>
     </w:p>
@@ -519,7 +535,7 @@
           <w:sz w:val="21"/>
           <w:szCs w:val="21"/>
         </w:rPr>
-        <w:t xml:space="preserve">Have the Inside the Network VLAN plan at hand: VLANs 10–80 on 10.0.X.0/24 subnets, with .1 reserved as each gateway in this sample.</w:t>
+        <w:t xml:space="preserve">Have the Inside the Network VLAN plan at hand: VLANs 10–80 on 10.0.X.0/24 subnets plus management VLAN 100 for network devices, with .1 reserved as each gateway in this sample.</w:t>
       </w:r>
     </w:p>
     <w:p>
@@ -1749,7 +1765,7 @@
       <w:pPr>
         <w:spacing w:after="60" w:before="0" w:line="288" w:lineRule="auto"/>
       </w:pPr>
-      <w:hyperlink w:history="1" r:id="rId3p9rtbg-q6bbwaht5hgaf">
+      <w:hyperlink w:history="1" r:id="rIdxo3die2zx6mt1jcqfec9n">
         <w:r>
           <w:rPr>
             <w:rFonts w:ascii="Arial" w:cs="Arial" w:eastAsia="Arial" w:hAnsi="Arial"/>
@@ -1766,7 +1782,7 @@
       <w:pPr>
         <w:spacing w:after="60" w:before="0" w:line="288" w:lineRule="auto"/>
       </w:pPr>
-      <w:hyperlink w:history="1" r:id="rIdssrl67r1o973vpaxnjwdi">
+      <w:hyperlink w:history="1" r:id="rIdwymjhneki8bujt_rtlhez">
         <w:r>
           <w:rPr>
             <w:rFonts w:ascii="Arial" w:cs="Arial" w:eastAsia="Arial" w:hAnsi="Arial"/>
@@ -1783,7 +1799,7 @@
       <w:pPr>
         <w:spacing w:after="60" w:before="0" w:line="288" w:lineRule="auto"/>
       </w:pPr>
-      <w:hyperlink w:history="1" r:id="rId5zkid-xn_tnwtq3gyr-bo">
+      <w:hyperlink w:history="1" r:id="rIdzpotpa19cc5hyyp_d_qct">
         <w:r>
           <w:rPr>
             <w:rFonts w:ascii="Arial" w:cs="Arial" w:eastAsia="Arial" w:hAnsi="Arial"/>
@@ -2714,7 +2730,7 @@
       <w:pPr>
         <w:spacing w:after="60" w:before="0" w:line="288" w:lineRule="auto"/>
       </w:pPr>
-      <w:hyperlink w:history="1" r:id="rId4kj7zgfcsuuyad8im5afm">
+      <w:hyperlink w:history="1" r:id="rIdgmenkbm8bxdv_a4f9k4t_">
         <w:r>
           <w:rPr>
             <w:rFonts w:ascii="Arial" w:cs="Arial" w:eastAsia="Arial" w:hAnsi="Arial"/>
@@ -2731,7 +2747,7 @@
       <w:pPr>
         <w:spacing w:after="60" w:before="0" w:line="288" w:lineRule="auto"/>
       </w:pPr>
-      <w:hyperlink w:history="1" r:id="rIdkilsv9jgxhtblqrgyryed">
+      <w:hyperlink w:history="1" r:id="rIdrhb7gpd6r4veggvtwmmxu">
         <w:r>
           <w:rPr>
             <w:rFonts w:ascii="Arial" w:cs="Arial" w:eastAsia="Arial" w:hAnsi="Arial"/>
@@ -3694,7 +3710,7 @@
       <w:pPr>
         <w:spacing w:after="60" w:before="0" w:line="288" w:lineRule="auto"/>
       </w:pPr>
-      <w:hyperlink w:history="1" r:id="rId_h_gf_uwapkvqrbdftnl9">
+      <w:hyperlink w:history="1" r:id="rId3p3rrvill7rlwijs9or86">
         <w:r>
           <w:rPr>
             <w:rFonts w:ascii="Arial" w:cs="Arial" w:eastAsia="Arial" w:hAnsi="Arial"/>
@@ -3711,7 +3727,7 @@
       <w:pPr>
         <w:spacing w:after="60" w:before="0" w:line="288" w:lineRule="auto"/>
       </w:pPr>
-      <w:hyperlink w:history="1" r:id="rIdv10rq5dj75-kl__mvyfs3">
+      <w:hyperlink w:history="1" r:id="rIdz_l5eign_qnqhwsekasqr">
         <w:r>
           <w:rPr>
             <w:rFonts w:ascii="Arial" w:cs="Arial" w:eastAsia="Arial" w:hAnsi="Arial"/>
@@ -4658,7 +4674,7 @@
       <w:pPr>
         <w:spacing w:after="60" w:before="0" w:line="288" w:lineRule="auto"/>
       </w:pPr>
-      <w:hyperlink w:history="1" r:id="rId9nszxuzgbf6evmakd9aed">
+      <w:hyperlink w:history="1" r:id="rId2jgg-cybplfpwq0jfuucu">
         <w:r>
           <w:rPr>
             <w:rFonts w:ascii="Arial" w:cs="Arial" w:eastAsia="Arial" w:hAnsi="Arial"/>
@@ -4675,7 +4691,7 @@
       <w:pPr>
         <w:spacing w:after="60" w:before="0" w:line="288" w:lineRule="auto"/>
       </w:pPr>
-      <w:hyperlink w:history="1" r:id="rId_r-52ygdtnxuhp6in0cmo">
+      <w:hyperlink w:history="1" r:id="rIduxhzhbhwycyftkt4r-r-0">
         <w:r>
           <w:rPr>
             <w:rFonts w:ascii="Arial" w:cs="Arial" w:eastAsia="Arial" w:hAnsi="Arial"/>
@@ -5606,7 +5622,7 @@
       <w:pPr>
         <w:spacing w:after="60" w:before="0" w:line="288" w:lineRule="auto"/>
       </w:pPr>
-      <w:hyperlink w:history="1" r:id="rIdqbh2gj5sbt3mdjkkyix5e">
+      <w:hyperlink w:history="1" r:id="rIdzirc9cytvtcpowzpfq_dn">
         <w:r>
           <w:rPr>
             <w:rFonts w:ascii="Arial" w:cs="Arial" w:eastAsia="Arial" w:hAnsi="Arial"/>
@@ -5623,7 +5639,7 @@
       <w:pPr>
         <w:spacing w:after="60" w:before="0" w:line="288" w:lineRule="auto"/>
       </w:pPr>
-      <w:hyperlink w:history="1" r:id="rIdpaleqprpqnep_gsrfooza">
+      <w:hyperlink w:history="1" r:id="rId-co9lxq8joslwuenswtmg">
         <w:r>
           <w:rPr>
             <w:rFonts w:ascii="Arial" w:cs="Arial" w:eastAsia="Arial" w:hAnsi="Arial"/>
@@ -5654,7 +5670,7 @@
           <w:sz w:val="16"/>
           <w:szCs w:val="16"/>
         </w:rPr>
-        <w:t xml:space="preserve">LESSON 06  /  ABOUT 15 MIN</w:t>
+        <w:t xml:space="preserve">LESSON 06  /  ABOUT 25 MIN</w:t>
       </w:r>
     </w:p>
     <w:p>
@@ -5662,7 +5678,7 @@
         <w:pStyle w:val="Heading1"/>
         <w:spacing w:after="120"/>
       </w:pPr>
-      <w:bookmarkStart w:name="lesson-scan" w:id="8"/>
+      <w:bookmarkStart w:name="lesson-management" w:id="8"/>
       <w:r>
         <w:rPr>
           <w:rFonts w:ascii="Arial" w:cs="Arial" w:eastAsia="Arial" w:hAnsi="Arial"/>
@@ -5672,7 +5688,7 @@
           <w:sz w:val="40"/>
           <w:szCs w:val="40"/>
         </w:rPr>
-        <w:t xml:space="preserve">Delta scan the change and hand off</w:t>
+        <w:t xml:space="preserve">Protect the router's own management</w:t>
       </w:r>
       <w:bookmarkEnd w:id="8"/>
     </w:p>
@@ -5703,7 +5719,7 @@
           <w:sz w:val="20"/>
           <w:szCs w:val="20"/>
         </w:rPr>
-        <w:t xml:space="preserve">Course 1.3's rule was simple: every role addition gets a scan. Two systems joined the network and every existing one gained a gateway — that is a change worth measuring.</w:t>
+        <w:t xml:space="preserve">The router enforces every boundary, so whoever manages it controls them all. Give its management a separate network, a short list of who may reach it, a log of every change, and a versioned copy of every configuration.</w:t>
       </w:r>
     </w:p>
     <w:p>
@@ -5740,7 +5756,7 @@
           <w:sz w:val="21"/>
           <w:szCs w:val="21"/>
         </w:rPr>
-        <w:t xml:space="preserve">Run the change-triggered scans on the touched Windows systems.</w:t>
+        <w:t xml:space="preserve">Move the router's management interface onto a dedicated management VLAN.</w:t>
       </w:r>
     </w:p>
     <w:p>
@@ -5759,7 +5775,7 @@
           <w:sz w:val="21"/>
           <w:szCs w:val="21"/>
         </w:rPr>
-        <w:t xml:space="preserve">Capture and hash the router configuration as its own baseline.</w:t>
+        <w:t xml:space="preserve">Restrict management access to the Tier 0 administration seat and secure protocols.</w:t>
       </w:r>
     </w:p>
     <w:p>
@@ -5778,7 +5794,7 @@
           <w:sz w:val="21"/>
           <w:szCs w:val="21"/>
         </w:rPr>
-        <w:t xml:space="preserve">Hand the register and evidence into the standing cadence.</w:t>
+        <w:t xml:space="preserve">Log router changes and keep versioned, hashed configuration backups.</w:t>
       </w:r>
     </w:p>
     <w:p>
@@ -5815,7 +5831,7 @@
           <w:sz w:val="21"/>
           <w:szCs w:val="21"/>
         </w:rPr>
-        <w:t xml:space="preserve">Rescan both domain controllers with the same benchmark and tool versions as course 1.3, and take SBD-TIME01's first baseline scan. Attribute any movement to this course's changes — the gateway and time settings are the expected deltas.</w:t>
+        <w:t xml:space="preserve">Create management VLAN 100 (10.0.100.0/24) for network-device management only, and bind the router's SSH and HTTPS management to its address there, 10.0.100.1. Disable Telnet, plain HTTP, and every management service the platform enables by default that the design does not use.</w:t>
       </w:r>
     </w:p>
     <w:p>
@@ -5834,7 +5850,7 @@
           <w:sz w:val="21"/>
           <w:szCs w:val="21"/>
         </w:rPr>
-        <w:t xml:space="preserve">Export the router's configuration, hash the export, and store it with the evidence. The router has no SCAP benchmark in this lab, so its config export, register reconciliation, and deny log stand as its assessable record — say so explicitly in the evidence notes.</w:t>
+        <w:t xml:space="preserve">Permit management sessions to 10.0.100.1 only from AdminJumpBox01's planned address (10.0.60.10), which course 1.7 builds — until then, manage from the hypervisor console only. Add the row to the register: the router enforces Tier 0 boundaries, so its management is Tier 0.</w:t>
       </w:r>
     </w:p>
     <w:p>
@@ -5853,7 +5869,7 @@
           <w:sz w:val="21"/>
           <w:szCs w:val="21"/>
         </w:rPr>
-        <w:t xml:space="preserve">Add the new rows to the hardening course's exception and deviation record where the two overlap (time settings, any firewall interplay), and set the register's named owner and review date alongside the scan cadence.</w:t>
+        <w:t xml:space="preserve">Create one named administrator account plus a sealed break-glass account. Course 1.9 moves device logins to central AAA through SBD-NPS01, and course 1.8 sends the router's syslog, including its deny log, to the collector; write both as dated follow-ups in the register now.</w:t>
       </w:r>
     </w:p>
     <w:p>
@@ -5872,7 +5888,7 @@
           <w:sz w:val="21"/>
           <w:szCs w:val="21"/>
         </w:rPr>
-        <w:t xml:space="preserve">Write the handoff line for the next course: the network now routes, filters, and keeps time — wave 2's PKI publication host and template administration build on exactly these paths.</w:t>
+        <w:t xml:space="preserve">Export the running configuration after every approved change, hash it, and keep every version. Compare the newest export with the running configuration on a schedule; a difference with no change record is a finding.</w:t>
       </w:r>
     </w:p>
     <w:p>
@@ -5906,7 +5922,39 @@
           <w:sz w:val="18"/>
           <w:szCs w:val="18"/>
         </w:rPr>
-        <w:t xml:space="preserve">Get-ChildItem C:\Evidence\connect-segment -Recurse | Select-Object Name, LastWriteTime</w:t>
+        <w:t xml:space="preserve"># From a host outside VLAN 100 (expected: TcpTestSucceeded False):</w:t>
+      </w:r>
+    </w:p>
+    <w:p>
+      <w:pPr>
+        <w:shd w:fill="F1F7FA" w:color="auto" w:val="clear"/>
+        <w:spacing w:after="0" w:before="0" w:line="252" w:lineRule="auto"/>
+        <w:ind w:left="160" w:right="160"/>
+      </w:pPr>
+      <w:r>
+        <w:rPr>
+          <w:rFonts w:ascii="Consolas" w:cs="Consolas" w:eastAsia="Consolas" w:hAnsi="Consolas"/>
+          <w:color w:val="193448"/>
+          <w:sz w:val="18"/>
+          <w:szCs w:val="18"/>
+        </w:rPr>
+        <w:t xml:space="preserve">Test-NetConnection 10.0.100.1 -Port 22</w:t>
+      </w:r>
+    </w:p>
+    <w:p>
+      <w:pPr>
+        <w:shd w:fill="F1F7FA" w:color="auto" w:val="clear"/>
+        <w:spacing w:after="0" w:before="0" w:line="252" w:lineRule="auto"/>
+        <w:ind w:left="160" w:right="160"/>
+      </w:pPr>
+      <w:r>
+        <w:rPr>
+          <w:rFonts w:ascii="Consolas" w:cs="Consolas" w:eastAsia="Consolas" w:hAnsi="Consolas"/>
+          <w:color w:val="193448"/>
+          <w:sz w:val="18"/>
+          <w:szCs w:val="18"/>
+        </w:rPr>
+        <w:t xml:space="preserve"># Configuration versions with hashes:</w:t>
       </w:r>
     </w:p>
     <w:p>
@@ -5922,7 +5970,7 @@
           <w:sz w:val="18"/>
           <w:szCs w:val="18"/>
         </w:rPr>
-        <w:t xml:space="preserve">Get-FileHash -Algorithm SHA256 C:\Evidence\connect-segment\*</w:t>
+        <w:t xml:space="preserve">Get-FileHash -Algorithm SHA256 C:\Evidence\connect-segment\router-config-*.txt</w:t>
       </w:r>
     </w:p>
     <w:p>
@@ -5952,7 +6000,7 @@
           <w:sz w:val="20"/>
           <w:szCs w:val="20"/>
         </w:rPr>
-        <w:t xml:space="preserve">The DC rescans show only the expected deltas, TIME01 has a dated baseline, the router export is hashed and reconciled with the register, and owners and review dates are set.</w:t>
+        <w:t xml:space="preserve">Management answers only on VLAN 100 and only from the permitted source, insecure management services are off, and each configuration version has a hash and a matching change record.</w:t>
       </w:r>
     </w:p>
     <w:p>
@@ -5984,7 +6032,7 @@
           <w:sz w:val="21"/>
           <w:szCs w:val="21"/>
         </w:rPr>
-        <w:t xml:space="preserve">Evidence to keep: Finish the course checklist: scan results, router export and hash, the reconciled register with owner and review date, and the handoff note.</w:t>
+        <w:t xml:space="preserve">Evidence to keep: Keep the management-access rule export, a refused connection test from a user VLAN, the list of disabled services, and the hashed configuration versions with their change records.</w:t>
       </w:r>
     </w:p>
     <w:tbl>
@@ -6439,7 +6487,7 @@
           <w:sz w:val="21"/>
           <w:szCs w:val="21"/>
         </w:rPr>
-        <w:t xml:space="preserve">Why does this course end with scans at all?</w:t>
+        <w:t xml:space="preserve">Why does the router's management get its own VLAN?</w:t>
       </w:r>
     </w:p>
     <w:p>
@@ -6531,14 +6579,31 @@
           <w:sz w:val="20"/>
           <w:szCs w:val="20"/>
         </w:rPr>
-        <w:t xml:space="preserve">Change-triggered scans ran; deltas are attributed.  The router's record is its hashed export plus the register and deny log.  Owners, review dates, and the handoff to wave 2 are written.</w:t>
+        <w:t xml:space="preserve">Router management lives on VLAN 100, reachable from the Tier 0 seat only.  Insecure management services are off; logins are named, with one sealed break-glass account.  Every configuration version is hashed and tied to a change record.</w:t>
       </w:r>
     </w:p>
     <w:p>
       <w:pPr>
         <w:spacing w:after="60" w:before="0" w:line="288" w:lineRule="auto"/>
       </w:pPr>
-      <w:hyperlink w:history="1" r:id="rIdjwcwcrftgqh2blbrihfp1">
+      <w:hyperlink w:history="1" r:id="rIduxpohoza68dd1ij7olox0">
+        <w:r>
+          <w:rPr>
+            <w:rFonts w:ascii="Arial" w:cs="Arial" w:eastAsia="Arial" w:hAnsi="Arial"/>
+            <w:color w:val="20647C"/>
+            <w:sz w:val="18"/>
+            <w:szCs w:val="18"/>
+            <w:u w:val="single"/>
+          </w:rPr>
+          <w:t xml:space="preserve">Microsoft · Test-NetConnection</w:t>
+        </w:r>
+      </w:hyperlink>
+    </w:p>
+    <w:p>
+      <w:pPr>
+        <w:spacing w:after="60" w:before="0" w:line="288" w:lineRule="auto"/>
+      </w:pPr>
+      <w:hyperlink w:history="1" r:id="rIdeggswgvozkwoz-nsrw7fy">
         <w:r>
           <w:rPr>
             <w:rFonts w:ascii="Arial" w:cs="Arial" w:eastAsia="Arial" w:hAnsi="Arial"/>
@@ -6569,7 +6634,7 @@
           <w:sz w:val="16"/>
           <w:szCs w:val="16"/>
         </w:rPr>
-        <w:t xml:space="preserve">COURSE 1.5 / CLOSE OUT</w:t>
+        <w:t xml:space="preserve">LESSON 07  /  ABOUT 15 MIN</w:t>
       </w:r>
     </w:p>
     <w:p>
@@ -6577,7 +6642,7 @@
         <w:pStyle w:val="Heading1"/>
         <w:spacing w:after="120"/>
       </w:pPr>
-      <w:bookmarkStart w:name="review" w:id="9"/>
+      <w:bookmarkStart w:name="lesson-scan" w:id="9"/>
       <w:r>
         <w:rPr>
           <w:rFonts w:ascii="Arial" w:cs="Arial" w:eastAsia="Arial" w:hAnsi="Arial"/>
@@ -6587,9 +6652,924 @@
           <w:sz w:val="40"/>
           <w:szCs w:val="40"/>
         </w:rPr>
+        <w:t xml:space="preserve">Delta scan the change and hand off</w:t>
+      </w:r>
+      <w:bookmarkEnd w:id="9"/>
+    </w:p>
+    <w:p>
+      <w:pPr>
+        <w:pBdr>
+          <w:left w:val="single" w:color="20647C" w:sz="18" w:space="8"/>
+        </w:pBdr>
+        <w:shd w:fill="F1F7FA" w:color="auto" w:val="clear"/>
+        <w:spacing w:after="160" w:before="120" w:line="288" w:lineRule="auto"/>
+        <w:ind w:left="160" w:right="160"/>
+      </w:pPr>
+      <w:r>
+        <w:rPr>
+          <w:rFonts w:ascii="Arial" w:cs="Arial" w:eastAsia="Arial" w:hAnsi="Arial"/>
+          <w:b/>
+          <w:bCs/>
+          <w:color w:val="20647C"/>
+          <w:sz w:val="17"/>
+          <w:szCs w:val="17"/>
+        </w:rPr>
+        <w:t xml:space="preserve">WHY THIS MATTERS  </w:t>
+      </w:r>
+      <w:r>
+        <w:rPr>
+          <w:rFonts w:ascii="Arial" w:cs="Arial" w:eastAsia="Arial" w:hAnsi="Arial"/>
+          <w:color w:val="193448"/>
+          <w:sz w:val="20"/>
+          <w:szCs w:val="20"/>
+        </w:rPr>
+        <w:t xml:space="preserve">Course 1.3's rule was simple: every role addition gets a scan. Two systems joined the network and every existing one gained a gateway — that is a change worth measuring.</w:t>
+      </w:r>
+    </w:p>
+    <w:p>
+      <w:pPr>
+        <w:pStyle w:val="Heading2"/>
+        <w:keepNext/>
+        <w:spacing w:after="100" w:before="200"/>
+      </w:pPr>
+      <w:r>
+        <w:rPr>
+          <w:rFonts w:ascii="Arial" w:cs="Arial" w:eastAsia="Arial" w:hAnsi="Arial"/>
+          <w:b/>
+          <w:bCs/>
+          <w:color w:val="193448"/>
+          <w:sz w:val="26"/>
+          <w:szCs w:val="26"/>
+        </w:rPr>
+        <w:t xml:space="preserve">In this lesson you will</w:t>
+      </w:r>
+    </w:p>
+    <w:p>
+      <w:pPr>
+        <w:pStyle w:val="ListParagraph"/>
+        <w:numPr>
+          <w:ilvl w:val="0"/>
+          <w:numId w:val="3"/>
+        </w:numPr>
+        <w:spacing w:after="120" w:before="0" w:line="288" w:lineRule="auto"/>
+      </w:pPr>
+      <w:r>
+        <w:rPr>
+          <w:rFonts w:ascii="Arial" w:cs="Arial" w:eastAsia="Arial" w:hAnsi="Arial"/>
+          <w:color w:val="526B7E"/>
+          <w:sz w:val="21"/>
+          <w:szCs w:val="21"/>
+        </w:rPr>
+        <w:t xml:space="preserve">Run the change-triggered scans on the touched Windows systems.</w:t>
+      </w:r>
+    </w:p>
+    <w:p>
+      <w:pPr>
+        <w:pStyle w:val="ListParagraph"/>
+        <w:numPr>
+          <w:ilvl w:val="0"/>
+          <w:numId w:val="3"/>
+        </w:numPr>
+        <w:spacing w:after="120" w:before="0" w:line="288" w:lineRule="auto"/>
+      </w:pPr>
+      <w:r>
+        <w:rPr>
+          <w:rFonts w:ascii="Arial" w:cs="Arial" w:eastAsia="Arial" w:hAnsi="Arial"/>
+          <w:color w:val="526B7E"/>
+          <w:sz w:val="21"/>
+          <w:szCs w:val="21"/>
+        </w:rPr>
+        <w:t xml:space="preserve">Capture and hash the router configuration as its own baseline.</w:t>
+      </w:r>
+    </w:p>
+    <w:p>
+      <w:pPr>
+        <w:pStyle w:val="ListParagraph"/>
+        <w:numPr>
+          <w:ilvl w:val="0"/>
+          <w:numId w:val="3"/>
+        </w:numPr>
+        <w:spacing w:after="120" w:before="0" w:line="288" w:lineRule="auto"/>
+      </w:pPr>
+      <w:r>
+        <w:rPr>
+          <w:rFonts w:ascii="Arial" w:cs="Arial" w:eastAsia="Arial" w:hAnsi="Arial"/>
+          <w:color w:val="526B7E"/>
+          <w:sz w:val="21"/>
+          <w:szCs w:val="21"/>
+        </w:rPr>
+        <w:t xml:space="preserve">Hand the register and evidence into the standing cadence.</w:t>
+      </w:r>
+    </w:p>
+    <w:p>
+      <w:pPr>
+        <w:pStyle w:val="Heading2"/>
+        <w:keepNext/>
+        <w:spacing w:after="100" w:before="200"/>
+      </w:pPr>
+      <w:r>
+        <w:rPr>
+          <w:rFonts w:ascii="Arial" w:cs="Arial" w:eastAsia="Arial" w:hAnsi="Arial"/>
+          <w:b/>
+          <w:bCs/>
+          <w:color w:val="193448"/>
+          <w:sz w:val="26"/>
+          <w:szCs w:val="26"/>
+        </w:rPr>
+        <w:t xml:space="preserve">Follow the build</w:t>
+      </w:r>
+    </w:p>
+    <w:p>
+      <w:pPr>
+        <w:pStyle w:val="ListParagraph"/>
+        <w:numPr>
+          <w:ilvl w:val="0"/>
+          <w:numId w:val="10"/>
+        </w:numPr>
+        <w:spacing w:after="120" w:before="0" w:line="288" w:lineRule="auto"/>
+      </w:pPr>
+      <w:r>
+        <w:rPr>
+          <w:rFonts w:ascii="Arial" w:cs="Arial" w:eastAsia="Arial" w:hAnsi="Arial"/>
+          <w:color w:val="526B7E"/>
+          <w:sz w:val="21"/>
+          <w:szCs w:val="21"/>
+        </w:rPr>
+        <w:t xml:space="preserve">Rescan both domain controllers with the same benchmark and tool versions as course 1.3, and take SBD-TIME01's first baseline scan. Attribute any movement to this course's changes — the gateway and time settings are the expected deltas.</w:t>
+      </w:r>
+    </w:p>
+    <w:p>
+      <w:pPr>
+        <w:pStyle w:val="ListParagraph"/>
+        <w:numPr>
+          <w:ilvl w:val="0"/>
+          <w:numId w:val="10"/>
+        </w:numPr>
+        <w:spacing w:after="120" w:before="0" w:line="288" w:lineRule="auto"/>
+      </w:pPr>
+      <w:r>
+        <w:rPr>
+          <w:rFonts w:ascii="Arial" w:cs="Arial" w:eastAsia="Arial" w:hAnsi="Arial"/>
+          <w:color w:val="526B7E"/>
+          <w:sz w:val="21"/>
+          <w:szCs w:val="21"/>
+        </w:rPr>
+        <w:t xml:space="preserve">Export the router's configuration, hash the export, and store it with the evidence. The router has no SCAP benchmark in this lab, so its config export, register reconciliation, and deny log stand as its assessable record — say so explicitly in the evidence notes.</w:t>
+      </w:r>
+    </w:p>
+    <w:p>
+      <w:pPr>
+        <w:pStyle w:val="ListParagraph"/>
+        <w:numPr>
+          <w:ilvl w:val="0"/>
+          <w:numId w:val="10"/>
+        </w:numPr>
+        <w:spacing w:after="120" w:before="0" w:line="288" w:lineRule="auto"/>
+      </w:pPr>
+      <w:r>
+        <w:rPr>
+          <w:rFonts w:ascii="Arial" w:cs="Arial" w:eastAsia="Arial" w:hAnsi="Arial"/>
+          <w:color w:val="526B7E"/>
+          <w:sz w:val="21"/>
+          <w:szCs w:val="21"/>
+        </w:rPr>
+        <w:t xml:space="preserve">Add the new rows to the hardening course's exception and deviation record where the two overlap (time settings, any firewall interplay), and set the register's named owner and review date alongside the scan cadence.</w:t>
+      </w:r>
+    </w:p>
+    <w:p>
+      <w:pPr>
+        <w:pStyle w:val="ListParagraph"/>
+        <w:numPr>
+          <w:ilvl w:val="0"/>
+          <w:numId w:val="10"/>
+        </w:numPr>
+        <w:spacing w:after="120" w:before="0" w:line="288" w:lineRule="auto"/>
+      </w:pPr>
+      <w:r>
+        <w:rPr>
+          <w:rFonts w:ascii="Arial" w:cs="Arial" w:eastAsia="Arial" w:hAnsi="Arial"/>
+          <w:color w:val="526B7E"/>
+          <w:sz w:val="21"/>
+          <w:szCs w:val="21"/>
+        </w:rPr>
+        <w:t xml:space="preserve">Write the handoff line for the next course: the network now routes, filters, and keeps time — wave 2's PKI publication host and template administration build on exactly these paths.</w:t>
+      </w:r>
+    </w:p>
+    <w:p>
+      <w:pPr>
+        <w:pStyle w:val="Heading2"/>
+        <w:keepNext/>
+        <w:spacing w:after="100" w:before="200"/>
+      </w:pPr>
+      <w:r>
+        <w:rPr>
+          <w:rFonts w:ascii="Arial" w:cs="Arial" w:eastAsia="Arial" w:hAnsi="Arial"/>
+          <w:b/>
+          <w:bCs/>
+          <w:color w:val="193448"/>
+          <w:sz w:val="26"/>
+          <w:szCs w:val="26"/>
+        </w:rPr>
+        <w:t xml:space="preserve">Check your result</w:t>
+      </w:r>
+    </w:p>
+    <w:p>
+      <w:pPr>
+        <w:shd w:fill="F1F7FA" w:color="auto" w:val="clear"/>
+        <w:spacing w:after="0" w:before="0" w:line="252" w:lineRule="auto"/>
+        <w:ind w:left="160" w:right="160"/>
+      </w:pPr>
+      <w:r>
+        <w:rPr>
+          <w:rFonts w:ascii="Consolas" w:cs="Consolas" w:eastAsia="Consolas" w:hAnsi="Consolas"/>
+          <w:color w:val="193448"/>
+          <w:sz w:val="18"/>
+          <w:szCs w:val="18"/>
+        </w:rPr>
+        <w:t xml:space="preserve">Get-ChildItem C:\Evidence\connect-segment -Recurse | Select-Object Name, LastWriteTime</w:t>
+      </w:r>
+    </w:p>
+    <w:p>
+      <w:pPr>
+        <w:shd w:fill="F1F7FA" w:color="auto" w:val="clear"/>
+        <w:spacing w:after="160" w:before="0" w:line="252" w:lineRule="auto"/>
+        <w:ind w:left="160" w:right="160"/>
+      </w:pPr>
+      <w:r>
+        <w:rPr>
+          <w:rFonts w:ascii="Consolas" w:cs="Consolas" w:eastAsia="Consolas" w:hAnsi="Consolas"/>
+          <w:color w:val="193448"/>
+          <w:sz w:val="18"/>
+          <w:szCs w:val="18"/>
+        </w:rPr>
+        <w:t xml:space="preserve">Get-FileHash -Algorithm SHA256 C:\Evidence\connect-segment\*</w:t>
+      </w:r>
+    </w:p>
+    <w:p>
+      <w:pPr>
+        <w:pBdr>
+          <w:left w:val="single" w:color="20647C" w:sz="18" w:space="8"/>
+        </w:pBdr>
+        <w:shd w:fill="F1F7FA" w:color="auto" w:val="clear"/>
+        <w:spacing w:after="160" w:before="120" w:line="288" w:lineRule="auto"/>
+        <w:ind w:left="160" w:right="160"/>
+      </w:pPr>
+      <w:r>
+        <w:rPr>
+          <w:rFonts w:ascii="Arial" w:cs="Arial" w:eastAsia="Arial" w:hAnsi="Arial"/>
+          <w:b/>
+          <w:bCs/>
+          <w:color w:val="20647C"/>
+          <w:sz w:val="17"/>
+          <w:szCs w:val="17"/>
+        </w:rPr>
+        <w:t xml:space="preserve">WHAT SUCCESS LOOKS LIKE  </w:t>
+      </w:r>
+      <w:r>
+        <w:rPr>
+          <w:rFonts w:ascii="Arial" w:cs="Arial" w:eastAsia="Arial" w:hAnsi="Arial"/>
+          <w:color w:val="193448"/>
+          <w:sz w:val="20"/>
+          <w:szCs w:val="20"/>
+        </w:rPr>
+        <w:t xml:space="preserve">The DC rescans show only the expected deltas, TIME01 has a dated baseline, the router export is hashed and reconciled with the register, and owners and review dates are set.</w:t>
+      </w:r>
+    </w:p>
+    <w:p>
+      <w:pPr>
+        <w:pStyle w:val="Heading2"/>
+        <w:keepNext/>
+        <w:spacing w:after="100" w:before="200"/>
+      </w:pPr>
+      <w:r>
+        <w:rPr>
+          <w:rFonts w:ascii="Arial" w:cs="Arial" w:eastAsia="Arial" w:hAnsi="Arial"/>
+          <w:b/>
+          <w:bCs/>
+          <w:color w:val="193448"/>
+          <w:sz w:val="26"/>
+          <w:szCs w:val="26"/>
+        </w:rPr>
+        <w:t xml:space="preserve">Your record</w:t>
+      </w:r>
+    </w:p>
+    <w:p>
+      <w:pPr>
+        <w:spacing w:after="160" w:before="0" w:line="288" w:lineRule="auto"/>
+      </w:pPr>
+      <w:r>
+        <w:rPr>
+          <w:rFonts w:ascii="Arial" w:cs="Arial" w:eastAsia="Arial" w:hAnsi="Arial"/>
+          <w:color w:val="526B7E"/>
+          <w:sz w:val="21"/>
+          <w:szCs w:val="21"/>
+        </w:rPr>
+        <w:t xml:space="preserve">Evidence to keep: Finish the course checklist: scan results, router export and hash, the reconciled register with owner and review date, and the handoff note.</w:t>
+      </w:r>
+    </w:p>
+    <w:tbl>
+      <w:tblPr>
+        <w:tblW w:type="dxa" w:w="9360"/>
+        <w:tblBorders>
+          <w:top w:val="single" w:color="C7D9E2" w:sz="4"/>
+          <w:left w:val="single" w:color="C7D9E2" w:sz="4"/>
+          <w:bottom w:val="single" w:color="C7D9E2" w:sz="4"/>
+          <w:right w:val="single" w:color="C7D9E2" w:sz="4"/>
+          <w:insideH w:val="single" w:color="C7D9E2" w:sz="4"/>
+          <w:insideV w:val="single" w:color="C7D9E2" w:sz="4"/>
+        </w:tblBorders>
+      </w:tblPr>
+      <w:tblGrid>
+        <w:gridCol w:w="3000"/>
+        <w:gridCol w:w="6360"/>
+      </w:tblGrid>
+      <w:tr>
+        <w:trPr>
+          <w:tblHeader/>
+        </w:trPr>
+        <w:tc>
+          <w:tcPr>
+            <w:tcW w:type="dxa" w:w="3000"/>
+            <w:shd w:fill="F1F7FA" w:color="auto" w:val="clear"/>
+            <w:tcMar>
+              <w:top w:type="dxa" w:w="90"/>
+              <w:left w:type="dxa" w:w="120"/>
+              <w:bottom w:type="dxa" w:w="90"/>
+              <w:right w:type="dxa" w:w="120"/>
+            </w:tcMar>
+          </w:tcPr>
+          <w:p>
+            <w:pPr>
+              <w:spacing w:after="0" w:before="0" w:line="288" w:lineRule="auto"/>
+            </w:pPr>
+            <w:r>
+              <w:rPr>
+                <w:rFonts w:ascii="Arial" w:cs="Arial" w:eastAsia="Arial" w:hAnsi="Arial"/>
+                <w:b/>
+                <w:bCs/>
+                <w:color w:val="20647C"/>
+                <w:sz w:val="16"/>
+                <w:szCs w:val="16"/>
+              </w:rPr>
+              <w:t xml:space="preserve">RECORD</w:t>
+            </w:r>
+          </w:p>
+        </w:tc>
+        <w:tc>
+          <w:tcPr>
+            <w:tcW w:type="dxa" w:w="6360"/>
+            <w:shd w:fill="F1F7FA" w:color="auto" w:val="clear"/>
+            <w:tcMar>
+              <w:top w:type="dxa" w:w="90"/>
+              <w:left w:type="dxa" w:w="120"/>
+              <w:bottom w:type="dxa" w:w="90"/>
+              <w:right w:type="dxa" w:w="120"/>
+            </w:tcMar>
+          </w:tcPr>
+          <w:p>
+            <w:pPr>
+              <w:spacing w:after="0" w:before="0" w:line="288" w:lineRule="auto"/>
+            </w:pPr>
+            <w:r>
+              <w:rPr>
+                <w:rFonts w:ascii="Arial" w:cs="Arial" w:eastAsia="Arial" w:hAnsi="Arial"/>
+                <w:b/>
+                <w:bCs/>
+                <w:color w:val="20647C"/>
+                <w:sz w:val="16"/>
+                <w:szCs w:val="16"/>
+              </w:rPr>
+              <w:t xml:space="preserve">YOUR OBSERVATION</w:t>
+            </w:r>
+          </w:p>
+        </w:tc>
+      </w:tr>
+      <w:tr>
+        <w:trPr>
+          <w:cantSplit/>
+        </w:trPr>
+        <w:tc>
+          <w:tcPr>
+            <w:tcW w:type="dxa" w:w="3000"/>
+            <w:tcMar>
+              <w:top w:type="dxa" w:w="90"/>
+              <w:left w:type="dxa" w:w="120"/>
+              <w:bottom w:type="dxa" w:w="90"/>
+              <w:right w:type="dxa" w:w="120"/>
+            </w:tcMar>
+          </w:tcPr>
+          <w:p>
+            <w:pPr>
+              <w:spacing w:after="0" w:before="0" w:line="288" w:lineRule="auto"/>
+            </w:pPr>
+            <w:r>
+              <w:rPr>
+                <w:rFonts w:ascii="Arial" w:cs="Arial" w:eastAsia="Arial" w:hAnsi="Arial"/>
+                <w:color w:val="193448"/>
+                <w:sz w:val="19"/>
+                <w:szCs w:val="19"/>
+              </w:rPr>
+              <w:t xml:space="preserve">Host(s) and time collected</w:t>
+            </w:r>
+          </w:p>
+        </w:tc>
+        <w:tc>
+          <w:tcPr>
+            <w:tcW w:type="dxa" w:w="6360"/>
+            <w:tcMar>
+              <w:top w:type="dxa" w:w="90"/>
+              <w:left w:type="dxa" w:w="120"/>
+              <w:bottom w:type="dxa" w:w="90"/>
+              <w:right w:type="dxa" w:w="120"/>
+            </w:tcMar>
+          </w:tcPr>
+          <w:p>
+            <w:pPr>
+              <w:spacing w:after="0" w:before="0" w:line="288" w:lineRule="auto"/>
+            </w:pPr>
+            <w:r>
+              <w:rPr>
+                <w:rFonts w:ascii="Arial" w:cs="Arial" w:eastAsia="Arial" w:hAnsi="Arial"/>
+                <w:color w:val="193448"/>
+                <w:sz w:val="21"/>
+                <w:szCs w:val="21"/>
+              </w:rPr>
+              <w:t xml:space="preserve"> </w:t>
+            </w:r>
+          </w:p>
+          <w:p>
+            <w:pPr>
+              <w:spacing w:after="0" w:before="0" w:line="288" w:lineRule="auto"/>
+            </w:pPr>
+            <w:r>
+              <w:rPr>
+                <w:rFonts w:ascii="Arial" w:cs="Arial" w:eastAsia="Arial" w:hAnsi="Arial"/>
+                <w:color w:val="193448"/>
+                <w:sz w:val="21"/>
+                <w:szCs w:val="21"/>
+              </w:rPr>
+              <w:t xml:space="preserve"> </w:t>
+            </w:r>
+          </w:p>
+        </w:tc>
+      </w:tr>
+      <w:tr>
+        <w:trPr>
+          <w:cantSplit/>
+        </w:trPr>
+        <w:tc>
+          <w:tcPr>
+            <w:tcW w:type="dxa" w:w="3000"/>
+            <w:tcMar>
+              <w:top w:type="dxa" w:w="90"/>
+              <w:left w:type="dxa" w:w="120"/>
+              <w:bottom w:type="dxa" w:w="90"/>
+              <w:right w:type="dxa" w:w="120"/>
+            </w:tcMar>
+          </w:tcPr>
+          <w:p>
+            <w:pPr>
+              <w:spacing w:after="0" w:before="0" w:line="288" w:lineRule="auto"/>
+            </w:pPr>
+            <w:r>
+              <w:rPr>
+                <w:rFonts w:ascii="Arial" w:cs="Arial" w:eastAsia="Arial" w:hAnsi="Arial"/>
+                <w:color w:val="193448"/>
+                <w:sz w:val="19"/>
+                <w:szCs w:val="19"/>
+              </w:rPr>
+              <w:t xml:space="preserve">Observed result</w:t>
+            </w:r>
+          </w:p>
+        </w:tc>
+        <w:tc>
+          <w:tcPr>
+            <w:tcW w:type="dxa" w:w="6360"/>
+            <w:tcMar>
+              <w:top w:type="dxa" w:w="90"/>
+              <w:left w:type="dxa" w:w="120"/>
+              <w:bottom w:type="dxa" w:w="90"/>
+              <w:right w:type="dxa" w:w="120"/>
+            </w:tcMar>
+          </w:tcPr>
+          <w:p>
+            <w:pPr>
+              <w:spacing w:after="0" w:before="0" w:line="288" w:lineRule="auto"/>
+            </w:pPr>
+            <w:r>
+              <w:rPr>
+                <w:rFonts w:ascii="Arial" w:cs="Arial" w:eastAsia="Arial" w:hAnsi="Arial"/>
+                <w:color w:val="193448"/>
+                <w:sz w:val="21"/>
+                <w:szCs w:val="21"/>
+              </w:rPr>
+              <w:t xml:space="preserve"> </w:t>
+            </w:r>
+          </w:p>
+          <w:p>
+            <w:pPr>
+              <w:spacing w:after="0" w:before="0" w:line="288" w:lineRule="auto"/>
+            </w:pPr>
+            <w:r>
+              <w:rPr>
+                <w:rFonts w:ascii="Arial" w:cs="Arial" w:eastAsia="Arial" w:hAnsi="Arial"/>
+                <w:color w:val="193448"/>
+                <w:sz w:val="21"/>
+                <w:szCs w:val="21"/>
+              </w:rPr>
+              <w:t xml:space="preserve"> </w:t>
+            </w:r>
+          </w:p>
+        </w:tc>
+      </w:tr>
+      <w:tr>
+        <w:trPr>
+          <w:cantSplit/>
+        </w:trPr>
+        <w:tc>
+          <w:tcPr>
+            <w:tcW w:type="dxa" w:w="3000"/>
+            <w:tcMar>
+              <w:top w:type="dxa" w:w="90"/>
+              <w:left w:type="dxa" w:w="120"/>
+              <w:bottom w:type="dxa" w:w="90"/>
+              <w:right w:type="dxa" w:w="120"/>
+            </w:tcMar>
+          </w:tcPr>
+          <w:p>
+            <w:pPr>
+              <w:spacing w:after="0" w:before="0" w:line="288" w:lineRule="auto"/>
+            </w:pPr>
+            <w:r>
+              <w:rPr>
+                <w:rFonts w:ascii="Arial" w:cs="Arial" w:eastAsia="Arial" w:hAnsi="Arial"/>
+                <w:color w:val="193448"/>
+                <w:sz w:val="19"/>
+                <w:szCs w:val="19"/>
+              </w:rPr>
+              <w:t xml:space="preserve">Differences from the plan</w:t>
+            </w:r>
+          </w:p>
+        </w:tc>
+        <w:tc>
+          <w:tcPr>
+            <w:tcW w:type="dxa" w:w="6360"/>
+            <w:tcMar>
+              <w:top w:type="dxa" w:w="90"/>
+              <w:left w:type="dxa" w:w="120"/>
+              <w:bottom w:type="dxa" w:w="90"/>
+              <w:right w:type="dxa" w:w="120"/>
+            </w:tcMar>
+          </w:tcPr>
+          <w:p>
+            <w:pPr>
+              <w:spacing w:after="0" w:before="0" w:line="288" w:lineRule="auto"/>
+            </w:pPr>
+            <w:r>
+              <w:rPr>
+                <w:rFonts w:ascii="Arial" w:cs="Arial" w:eastAsia="Arial" w:hAnsi="Arial"/>
+                <w:color w:val="193448"/>
+                <w:sz w:val="21"/>
+                <w:szCs w:val="21"/>
+              </w:rPr>
+              <w:t xml:space="preserve"> </w:t>
+            </w:r>
+          </w:p>
+          <w:p>
+            <w:pPr>
+              <w:spacing w:after="0" w:before="0" w:line="288" w:lineRule="auto"/>
+            </w:pPr>
+            <w:r>
+              <w:rPr>
+                <w:rFonts w:ascii="Arial" w:cs="Arial" w:eastAsia="Arial" w:hAnsi="Arial"/>
+                <w:color w:val="193448"/>
+                <w:sz w:val="21"/>
+                <w:szCs w:val="21"/>
+              </w:rPr>
+              <w:t xml:space="preserve"> </w:t>
+            </w:r>
+          </w:p>
+        </w:tc>
+      </w:tr>
+      <w:tr>
+        <w:trPr>
+          <w:cantSplit/>
+        </w:trPr>
+        <w:tc>
+          <w:tcPr>
+            <w:tcW w:type="dxa" w:w="3000"/>
+            <w:tcMar>
+              <w:top w:type="dxa" w:w="90"/>
+              <w:left w:type="dxa" w:w="120"/>
+              <w:bottom w:type="dxa" w:w="90"/>
+              <w:right w:type="dxa" w:w="120"/>
+            </w:tcMar>
+          </w:tcPr>
+          <w:p>
+            <w:pPr>
+              <w:spacing w:after="0" w:before="0" w:line="288" w:lineRule="auto"/>
+            </w:pPr>
+            <w:r>
+              <w:rPr>
+                <w:rFonts w:ascii="Arial" w:cs="Arial" w:eastAsia="Arial" w:hAnsi="Arial"/>
+                <w:color w:val="193448"/>
+                <w:sz w:val="19"/>
+                <w:szCs w:val="19"/>
+              </w:rPr>
+              <w:t xml:space="preserve">Evidence file names</w:t>
+            </w:r>
+          </w:p>
+        </w:tc>
+        <w:tc>
+          <w:tcPr>
+            <w:tcW w:type="dxa" w:w="6360"/>
+            <w:tcMar>
+              <w:top w:type="dxa" w:w="90"/>
+              <w:left w:type="dxa" w:w="120"/>
+              <w:bottom w:type="dxa" w:w="90"/>
+              <w:right w:type="dxa" w:w="120"/>
+            </w:tcMar>
+          </w:tcPr>
+          <w:p>
+            <w:pPr>
+              <w:spacing w:after="0" w:before="0" w:line="288" w:lineRule="auto"/>
+            </w:pPr>
+            <w:r>
+              <w:rPr>
+                <w:rFonts w:ascii="Arial" w:cs="Arial" w:eastAsia="Arial" w:hAnsi="Arial"/>
+                <w:color w:val="193448"/>
+                <w:sz w:val="21"/>
+                <w:szCs w:val="21"/>
+              </w:rPr>
+              <w:t xml:space="preserve"> </w:t>
+            </w:r>
+          </w:p>
+          <w:p>
+            <w:pPr>
+              <w:spacing w:after="0" w:before="0" w:line="288" w:lineRule="auto"/>
+            </w:pPr>
+            <w:r>
+              <w:rPr>
+                <w:rFonts w:ascii="Arial" w:cs="Arial" w:eastAsia="Arial" w:hAnsi="Arial"/>
+                <w:color w:val="193448"/>
+                <w:sz w:val="21"/>
+                <w:szCs w:val="21"/>
+              </w:rPr>
+              <w:t xml:space="preserve"> </w:t>
+            </w:r>
+          </w:p>
+        </w:tc>
+      </w:tr>
+      <w:tr>
+        <w:trPr>
+          <w:cantSplit/>
+        </w:trPr>
+        <w:tc>
+          <w:tcPr>
+            <w:tcW w:type="dxa" w:w="3000"/>
+            <w:tcMar>
+              <w:top w:type="dxa" w:w="90"/>
+              <w:left w:type="dxa" w:w="120"/>
+              <w:bottom w:type="dxa" w:w="90"/>
+              <w:right w:type="dxa" w:w="120"/>
+            </w:tcMar>
+          </w:tcPr>
+          <w:p>
+            <w:pPr>
+              <w:spacing w:after="0" w:before="0" w:line="288" w:lineRule="auto"/>
+            </w:pPr>
+            <w:r>
+              <w:rPr>
+                <w:rFonts w:ascii="Arial" w:cs="Arial" w:eastAsia="Arial" w:hAnsi="Arial"/>
+                <w:color w:val="193448"/>
+                <w:sz w:val="19"/>
+                <w:szCs w:val="19"/>
+              </w:rPr>
+              <w:t xml:space="preserve">Open items or findings</w:t>
+            </w:r>
+          </w:p>
+        </w:tc>
+        <w:tc>
+          <w:tcPr>
+            <w:tcW w:type="dxa" w:w="6360"/>
+            <w:tcMar>
+              <w:top w:type="dxa" w:w="90"/>
+              <w:left w:type="dxa" w:w="120"/>
+              <w:bottom w:type="dxa" w:w="90"/>
+              <w:right w:type="dxa" w:w="120"/>
+            </w:tcMar>
+          </w:tcPr>
+          <w:p>
+            <w:pPr>
+              <w:spacing w:after="0" w:before="0" w:line="288" w:lineRule="auto"/>
+            </w:pPr>
+            <w:r>
+              <w:rPr>
+                <w:rFonts w:ascii="Arial" w:cs="Arial" w:eastAsia="Arial" w:hAnsi="Arial"/>
+                <w:color w:val="193448"/>
+                <w:sz w:val="21"/>
+                <w:szCs w:val="21"/>
+              </w:rPr>
+              <w:t xml:space="preserve"> </w:t>
+            </w:r>
+          </w:p>
+          <w:p>
+            <w:pPr>
+              <w:spacing w:after="0" w:before="0" w:line="288" w:lineRule="auto"/>
+            </w:pPr>
+            <w:r>
+              <w:rPr>
+                <w:rFonts w:ascii="Arial" w:cs="Arial" w:eastAsia="Arial" w:hAnsi="Arial"/>
+                <w:color w:val="193448"/>
+                <w:sz w:val="21"/>
+                <w:szCs w:val="21"/>
+              </w:rPr>
+              <w:t xml:space="preserve"> </w:t>
+            </w:r>
+          </w:p>
+        </w:tc>
+      </w:tr>
+    </w:tbl>
+    <w:p>
+      <w:pPr>
+        <w:pStyle w:val="Heading2"/>
+        <w:keepNext/>
+        <w:spacing w:after="100" w:before="200"/>
+      </w:pPr>
+      <w:r>
+        <w:rPr>
+          <w:rFonts w:ascii="Arial" w:cs="Arial" w:eastAsia="Arial" w:hAnsi="Arial"/>
+          <w:b/>
+          <w:bCs/>
+          <w:color w:val="193448"/>
+          <w:sz w:val="26"/>
+          <w:szCs w:val="26"/>
+        </w:rPr>
+        <w:t xml:space="preserve">Think it through</w:t>
+      </w:r>
+    </w:p>
+    <w:p>
+      <w:pPr>
+        <w:spacing w:after="120" w:before="0" w:line="288" w:lineRule="auto"/>
+      </w:pPr>
+      <w:r>
+        <w:rPr>
+          <w:rFonts w:ascii="Arial" w:cs="Arial" w:eastAsia="Arial" w:hAnsi="Arial"/>
+          <w:color w:val="193448"/>
+          <w:sz w:val="21"/>
+          <w:szCs w:val="21"/>
+        </w:rPr>
+        <w:t xml:space="preserve">Why does this course end with scans at all?</w:t>
+      </w:r>
+    </w:p>
+    <w:p>
+      <w:pPr>
+        <w:pBdr>
+          <w:bottom w:val="single" w:color="C7D9E2" w:sz="4" w:space="1"/>
+        </w:pBdr>
+        <w:spacing w:after="0" w:before="0" w:line="288" w:lineRule="auto"/>
+      </w:pPr>
+      <w:r>
+        <w:rPr>
+          <w:rFonts w:ascii="Arial" w:cs="Arial" w:eastAsia="Arial" w:hAnsi="Arial"/>
+          <w:color w:val="193448"/>
+          <w:sz w:val="21"/>
+          <w:szCs w:val="21"/>
+        </w:rPr>
+        <w:t xml:space="preserve"> </w:t>
+      </w:r>
+    </w:p>
+    <w:p>
+      <w:pPr>
+        <w:spacing w:after="120" w:before="0"/>
+      </w:pPr>
+      <w:r>
+        <w:rPr>
+          <w:rFonts w:ascii="Arial" w:cs="Arial" w:eastAsia="Arial" w:hAnsi="Arial"/>
+          <w:color w:val="193448"/>
+          <w:sz w:val="8"/>
+          <w:szCs w:val="8"/>
+        </w:rPr>
+        <w:t xml:space="preserve"> </w:t>
+      </w:r>
+    </w:p>
+    <w:p>
+      <w:pPr>
+        <w:pBdr>
+          <w:bottom w:val="single" w:color="C7D9E2" w:sz="4" w:space="1"/>
+        </w:pBdr>
+        <w:spacing w:after="0" w:before="0" w:line="288" w:lineRule="auto"/>
+      </w:pPr>
+      <w:r>
+        <w:rPr>
+          <w:rFonts w:ascii="Arial" w:cs="Arial" w:eastAsia="Arial" w:hAnsi="Arial"/>
+          <w:color w:val="193448"/>
+          <w:sz w:val="21"/>
+          <w:szCs w:val="21"/>
+        </w:rPr>
+        <w:t xml:space="preserve"> </w:t>
+      </w:r>
+    </w:p>
+    <w:p>
+      <w:pPr>
+        <w:spacing w:after="120" w:before="0"/>
+      </w:pPr>
+      <w:r>
+        <w:rPr>
+          <w:rFonts w:ascii="Arial" w:cs="Arial" w:eastAsia="Arial" w:hAnsi="Arial"/>
+          <w:color w:val="193448"/>
+          <w:sz w:val="8"/>
+          <w:szCs w:val="8"/>
+        </w:rPr>
+        <w:t xml:space="preserve"> </w:t>
+      </w:r>
+    </w:p>
+    <w:p>
+      <w:pPr>
+        <w:pBdr>
+          <w:left w:val="single" w:color="20647C" w:sz="18" w:space="8"/>
+        </w:pBdr>
+        <w:shd w:fill="F1F7FA" w:color="auto" w:val="clear"/>
+        <w:spacing w:after="160" w:before="120" w:line="288" w:lineRule="auto"/>
+        <w:ind w:left="160" w:right="160"/>
+      </w:pPr>
+      <w:r>
+        <w:rPr>
+          <w:rFonts w:ascii="Arial" w:cs="Arial" w:eastAsia="Arial" w:hAnsi="Arial"/>
+          <w:b/>
+          <w:bCs/>
+          <w:color w:val="20647C"/>
+          <w:sz w:val="17"/>
+          <w:szCs w:val="17"/>
+        </w:rPr>
+        <w:t xml:space="preserve">REMEMBER  </w:t>
+      </w:r>
+      <w:r>
+        <w:rPr>
+          <w:rFonts w:ascii="Arial" w:cs="Arial" w:eastAsia="Arial" w:hAnsi="Arial"/>
+          <w:color w:val="193448"/>
+          <w:sz w:val="20"/>
+          <w:szCs w:val="20"/>
+        </w:rPr>
+        <w:t xml:space="preserve">Change-triggered scans ran; deltas are attributed.  The router's record is its hashed export plus the register and deny log.  Owners, review dates, and the handoff to wave 2 are written.</w:t>
+      </w:r>
+    </w:p>
+    <w:p>
+      <w:pPr>
+        <w:spacing w:after="60" w:before="0" w:line="288" w:lineRule="auto"/>
+      </w:pPr>
+      <w:hyperlink w:history="1" r:id="rId3cejduprlguwaet6t6nw6">
+        <w:r>
+          <w:rPr>
+            <w:rFonts w:ascii="Arial" w:cs="Arial" w:eastAsia="Arial" w:hAnsi="Arial"/>
+            <w:color w:val="20647C"/>
+            <w:sz w:val="18"/>
+            <w:szCs w:val="18"/>
+            <w:u w:val="single"/>
+          </w:rPr>
+          <w:t xml:space="preserve">NIST · SP 800-53 Rev. 5 security controls</w:t>
+        </w:r>
+      </w:hyperlink>
+    </w:p>
+    <w:p>
+      <w:r>
+        <w:br w:type="page"/>
+      </w:r>
+    </w:p>
+    <w:p>
+      <w:pPr>
+        <w:spacing w:after="80" w:before="0" w:line="288" w:lineRule="auto"/>
+      </w:pPr>
+      <w:r>
+        <w:rPr>
+          <w:rFonts w:ascii="Arial" w:cs="Arial" w:eastAsia="Arial" w:hAnsi="Arial"/>
+          <w:b/>
+          <w:bCs/>
+          <w:color w:val="20647C"/>
+          <w:sz w:val="16"/>
+          <w:szCs w:val="16"/>
+        </w:rPr>
+        <w:t xml:space="preserve">COURSE 1.5 / CLOSE OUT</w:t>
+      </w:r>
+    </w:p>
+    <w:p>
+      <w:pPr>
+        <w:pStyle w:val="Heading1"/>
+        <w:spacing w:after="120"/>
+      </w:pPr>
+      <w:bookmarkStart w:name="review" w:id="10"/>
+      <w:r>
+        <w:rPr>
+          <w:rFonts w:ascii="Arial" w:cs="Arial" w:eastAsia="Arial" w:hAnsi="Arial"/>
+          <w:b/>
+          <w:bCs/>
+          <w:color w:val="193448"/>
+          <w:sz w:val="40"/>
+          <w:szCs w:val="40"/>
+        </w:rPr>
         <w:t xml:space="preserve">Course review and sign-off</w:t>
       </w:r>
-      <w:bookmarkEnd w:id="9"/>
+      <w:bookmarkEnd w:id="10"/>
     </w:p>
     <w:p>
       <w:pPr>
@@ -7154,7 +8134,87 @@
                 <w:sz w:val="19"/>
                 <w:szCs w:val="19"/>
               </w:rPr>
-              <w:t xml:space="preserve">06  Delta scan the change and hand off</w:t>
+              <w:t xml:space="preserve">06  Protect the router's own management</w:t>
+            </w:r>
+          </w:p>
+        </w:tc>
+        <w:tc>
+          <w:tcPr>
+            <w:tcW w:type="dxa" w:w="1800"/>
+            <w:tcMar>
+              <w:top w:type="dxa" w:w="90"/>
+              <w:left w:type="dxa" w:w="120"/>
+              <w:bottom w:type="dxa" w:w="90"/>
+              <w:right w:type="dxa" w:w="120"/>
+            </w:tcMar>
+          </w:tcPr>
+          <w:p>
+            <w:pPr>
+              <w:spacing w:after="0" w:before="0" w:line="288" w:lineRule="auto"/>
+            </w:pPr>
+            <w:r>
+              <w:rPr>
+                <w:rFonts w:ascii="Arial" w:cs="Arial" w:eastAsia="Arial" w:hAnsi="Arial"/>
+                <w:color w:val="526B7E"/>
+                <w:sz w:val="19"/>
+                <w:szCs w:val="19"/>
+              </w:rPr>
+              <w:t xml:space="preserve">☐ yes</w:t>
+            </w:r>
+          </w:p>
+        </w:tc>
+        <w:tc>
+          <w:tcPr>
+            <w:tcW w:type="dxa" w:w="2000"/>
+            <w:tcMar>
+              <w:top w:type="dxa" w:w="90"/>
+              <w:left w:type="dxa" w:w="120"/>
+              <w:bottom w:type="dxa" w:w="90"/>
+              <w:right w:type="dxa" w:w="120"/>
+            </w:tcMar>
+          </w:tcPr>
+          <w:p>
+            <w:pPr>
+              <w:spacing w:after="0" w:before="0" w:line="288" w:lineRule="auto"/>
+            </w:pPr>
+            <w:r>
+              <w:rPr>
+                <w:rFonts w:ascii="Arial" w:cs="Arial" w:eastAsia="Arial" w:hAnsi="Arial"/>
+                <w:color w:val="193448"/>
+                <w:sz w:val="21"/>
+                <w:szCs w:val="21"/>
+              </w:rPr>
+              <w:t xml:space="preserve"> </w:t>
+            </w:r>
+          </w:p>
+        </w:tc>
+      </w:tr>
+      <w:tr>
+        <w:trPr>
+          <w:cantSplit/>
+        </w:trPr>
+        <w:tc>
+          <w:tcPr>
+            <w:tcW w:type="dxa" w:w="5560"/>
+            <w:tcMar>
+              <w:top w:type="dxa" w:w="90"/>
+              <w:left w:type="dxa" w:w="120"/>
+              <w:bottom w:type="dxa" w:w="90"/>
+              <w:right w:type="dxa" w:w="120"/>
+            </w:tcMar>
+          </w:tcPr>
+          <w:p>
+            <w:pPr>
+              <w:spacing w:after="0" w:before="0" w:line="288" w:lineRule="auto"/>
+            </w:pPr>
+            <w:r>
+              <w:rPr>
+                <w:rFonts w:ascii="Arial" w:cs="Arial" w:eastAsia="Arial" w:hAnsi="Arial"/>
+                <w:color w:val="193448"/>
+                <w:sz w:val="19"/>
+                <w:szCs w:val="19"/>
+              </w:rPr>
+              <w:t xml:space="preserve">07  Delta scan the change and hand off</w:t>
             </w:r>
           </w:p>
         </w:tc>
@@ -7448,7 +8508,7 @@
         <w:sz w:val="15"/>
         <w:szCs w:val="15"/>
       </w:rPr>
-      <w:t xml:space="preserve">© 2026 Secure By Design Team LLC.   Course 1.5 · Materials edition 1.0     </w:t>
+      <w:t xml:space="preserve">© 2026 Secure By Design Team LLC.   Course 1.5 · Materials edition 1.1     </w:t>
     </w:r>
     <w:r>
       <w:rPr>
@@ -7674,6 +8734,18 @@
     </w:lvl>
   </w:abstractNum>
   <w:abstractNum w:abstractNumId="9" w15:restartNumberingAfterBreak="0">
+    <w:multiLevelType w:val="hybridMultilevel"/>
+    <w:lvl w:ilvl="0" w15:tentative="1">
+      <w:start w:val="1"/>
+      <w:numFmt w:val="decimal"/>
+      <w:lvlText w:val="%1."/>
+      <w:lvlJc w:val="left"/>
+      <w:pPr>
+        <w:ind w:left="360" w:hanging="300"/>
+      </w:pPr>
+    </w:lvl>
+  </w:abstractNum>
+  <w:abstractNum w:abstractNumId="10" w15:restartNumberingAfterBreak="0">
     <w:multiLevelType w:val="hybridMultilevel"/>
     <w:lvl w:ilvl="0" w15:tentative="1">
       <w:start w:val="1"/>
@@ -7735,6 +8807,12 @@
   </w:num>
   <w:num w:numId="9">
     <w:abstractNumId w:val="9"/>
+    <w:lvlOverride w:ilvl="0">
+      <w:startOverride w:val="1"/>
+    </w:lvlOverride>
+  </w:num>
+  <w:num w:numId="10">
+    <w:abstractNumId w:val="10"/>
     <w:lvlOverride w:ilvl="0">
       <w:startOverride w:val="1"/>
     </w:lvlOverride>

--- a/public/training/connect-segment/SecureByDesign-connect-segment-Workbook.docx
+++ b/public/training/connect-segment/SecureByDesign-connect-segment-Workbook.docx
@@ -1765,7 +1765,7 @@
       <w:pPr>
         <w:spacing w:after="60" w:before="0" w:line="288" w:lineRule="auto"/>
       </w:pPr>
-      <w:hyperlink w:history="1" r:id="rIdxo3die2zx6mt1jcqfec9n">
+      <w:hyperlink w:history="1" r:id="rIdm2kvhju8kpfisogaoab7e">
         <w:r>
           <w:rPr>
             <w:rFonts w:ascii="Arial" w:cs="Arial" w:eastAsia="Arial" w:hAnsi="Arial"/>
@@ -1782,7 +1782,7 @@
       <w:pPr>
         <w:spacing w:after="60" w:before="0" w:line="288" w:lineRule="auto"/>
       </w:pPr>
-      <w:hyperlink w:history="1" r:id="rIdwymjhneki8bujt_rtlhez">
+      <w:hyperlink w:history="1" r:id="rIddlkjh8fj-hdiqbtqe20dq">
         <w:r>
           <w:rPr>
             <w:rFonts w:ascii="Arial" w:cs="Arial" w:eastAsia="Arial" w:hAnsi="Arial"/>
@@ -1799,7 +1799,7 @@
       <w:pPr>
         <w:spacing w:after="60" w:before="0" w:line="288" w:lineRule="auto"/>
       </w:pPr>
-      <w:hyperlink w:history="1" r:id="rIdzpotpa19cc5hyyp_d_qct">
+      <w:hyperlink w:history="1" r:id="rIdfe7zj5acc8jmq_aynqagp">
         <w:r>
           <w:rPr>
             <w:rFonts w:ascii="Arial" w:cs="Arial" w:eastAsia="Arial" w:hAnsi="Arial"/>
@@ -2730,7 +2730,7 @@
       <w:pPr>
         <w:spacing w:after="60" w:before="0" w:line="288" w:lineRule="auto"/>
       </w:pPr>
-      <w:hyperlink w:history="1" r:id="rIdgmenkbm8bxdv_a4f9k4t_">
+      <w:hyperlink w:history="1" r:id="rIdqlfwo5wwngrhpuovle_f5">
         <w:r>
           <w:rPr>
             <w:rFonts w:ascii="Arial" w:cs="Arial" w:eastAsia="Arial" w:hAnsi="Arial"/>
@@ -2747,7 +2747,7 @@
       <w:pPr>
         <w:spacing w:after="60" w:before="0" w:line="288" w:lineRule="auto"/>
       </w:pPr>
-      <w:hyperlink w:history="1" r:id="rIdrhb7gpd6r4veggvtwmmxu">
+      <w:hyperlink w:history="1" r:id="rIdlv1ihfegfabn-vrzjwmdg">
         <w:r>
           <w:rPr>
             <w:rFonts w:ascii="Arial" w:cs="Arial" w:eastAsia="Arial" w:hAnsi="Arial"/>
@@ -3710,7 +3710,7 @@
       <w:pPr>
         <w:spacing w:after="60" w:before="0" w:line="288" w:lineRule="auto"/>
       </w:pPr>
-      <w:hyperlink w:history="1" r:id="rId3p3rrvill7rlwijs9or86">
+      <w:hyperlink w:history="1" r:id="rId3lo8fx8eygyue1lq0l3mn">
         <w:r>
           <w:rPr>
             <w:rFonts w:ascii="Arial" w:cs="Arial" w:eastAsia="Arial" w:hAnsi="Arial"/>
@@ -3727,7 +3727,7 @@
       <w:pPr>
         <w:spacing w:after="60" w:before="0" w:line="288" w:lineRule="auto"/>
       </w:pPr>
-      <w:hyperlink w:history="1" r:id="rIdz_l5eign_qnqhwsekasqr">
+      <w:hyperlink w:history="1" r:id="rIdbxuy73axdlxagopvr2ole">
         <w:r>
           <w:rPr>
             <w:rFonts w:ascii="Arial" w:cs="Arial" w:eastAsia="Arial" w:hAnsi="Arial"/>
@@ -4674,7 +4674,7 @@
       <w:pPr>
         <w:spacing w:after="60" w:before="0" w:line="288" w:lineRule="auto"/>
       </w:pPr>
-      <w:hyperlink w:history="1" r:id="rId2jgg-cybplfpwq0jfuucu">
+      <w:hyperlink w:history="1" r:id="rId0attgl0mqpsg8kllyvkkp">
         <w:r>
           <w:rPr>
             <w:rFonts w:ascii="Arial" w:cs="Arial" w:eastAsia="Arial" w:hAnsi="Arial"/>
@@ -4691,7 +4691,7 @@
       <w:pPr>
         <w:spacing w:after="60" w:before="0" w:line="288" w:lineRule="auto"/>
       </w:pPr>
-      <w:hyperlink w:history="1" r:id="rIduxhzhbhwycyftkt4r-r-0">
+      <w:hyperlink w:history="1" r:id="rIdrflwtyjfskr0akttxdx7y">
         <w:r>
           <w:rPr>
             <w:rFonts w:ascii="Arial" w:cs="Arial" w:eastAsia="Arial" w:hAnsi="Arial"/>
@@ -5622,7 +5622,7 @@
       <w:pPr>
         <w:spacing w:after="60" w:before="0" w:line="288" w:lineRule="auto"/>
       </w:pPr>
-      <w:hyperlink w:history="1" r:id="rIdzirc9cytvtcpowzpfq_dn">
+      <w:hyperlink w:history="1" r:id="rIdp8wpplfzqepf7_0ox6rjr">
         <w:r>
           <w:rPr>
             <w:rFonts w:ascii="Arial" w:cs="Arial" w:eastAsia="Arial" w:hAnsi="Arial"/>
@@ -5639,7 +5639,7 @@
       <w:pPr>
         <w:spacing w:after="60" w:before="0" w:line="288" w:lineRule="auto"/>
       </w:pPr>
-      <w:hyperlink w:history="1" r:id="rId-co9lxq8joslwuenswtmg">
+      <w:hyperlink w:history="1" r:id="rIdzgac6z39vsqsrkpihifba">
         <w:r>
           <w:rPr>
             <w:rFonts w:ascii="Arial" w:cs="Arial" w:eastAsia="Arial" w:hAnsi="Arial"/>
@@ -5869,7 +5869,7 @@
           <w:sz w:val="21"/>
           <w:szCs w:val="21"/>
         </w:rPr>
-        <w:t xml:space="preserve">Create one named administrator account plus a sealed break-glass account. Course 1.9 moves device logins to central AAA through SBD-NPS01, and course 1.8 sends the router's syslog, including its deny log, to the collector; write both as dated follow-ups in the register now.</w:t>
+        <w:t xml:space="preserve">Give each administrator a named account on the router and keep one sealed break-glass account; shared logins hide who changed what. Course 1.8 sends the router's syslog, including its deny log, to the collector; write that as a dated follow-up in the register now.</w:t>
       </w:r>
     </w:p>
     <w:p>
@@ -6586,7 +6586,7 @@
       <w:pPr>
         <w:spacing w:after="60" w:before="0" w:line="288" w:lineRule="auto"/>
       </w:pPr>
-      <w:hyperlink w:history="1" r:id="rIduxpohoza68dd1ij7olox0">
+      <w:hyperlink w:history="1" r:id="rIdecn4s94jrykznkvmr9gux">
         <w:r>
           <w:rPr>
             <w:rFonts w:ascii="Arial" w:cs="Arial" w:eastAsia="Arial" w:hAnsi="Arial"/>
@@ -6603,7 +6603,7 @@
       <w:pPr>
         <w:spacing w:after="60" w:before="0" w:line="288" w:lineRule="auto"/>
       </w:pPr>
-      <w:hyperlink w:history="1" r:id="rIdeggswgvozkwoz-nsrw7fy">
+      <w:hyperlink w:history="1" r:id="rIdlh7zbfacxr7vomh6vm_p-">
         <w:r>
           <w:rPr>
             <w:rFonts w:ascii="Arial" w:cs="Arial" w:eastAsia="Arial" w:hAnsi="Arial"/>
@@ -7518,7 +7518,7 @@
       <w:pPr>
         <w:spacing w:after="60" w:before="0" w:line="288" w:lineRule="auto"/>
       </w:pPr>
-      <w:hyperlink w:history="1" r:id="rId3cejduprlguwaet6t6nw6">
+      <w:hyperlink w:history="1" r:id="rIdiwidi-ffqnygudua27lhg">
         <w:r>
           <w:rPr>
             <w:rFonts w:ascii="Arial" w:cs="Arial" w:eastAsia="Arial" w:hAnsi="Arial"/>

--- a/public/training/connect-segment/SecureByDesign-connect-segment-Workbook.docx
+++ b/public/training/connect-segment/SecureByDesign-connect-segment-Workbook.docx
@@ -1765,7 +1765,7 @@
       <w:pPr>
         <w:spacing w:after="60" w:before="0" w:line="288" w:lineRule="auto"/>
       </w:pPr>
-      <w:hyperlink w:history="1" r:id="rIdm2kvhju8kpfisogaoab7e">
+      <w:hyperlink w:history="1" r:id="rIdoxdtxrvdz3m3vjdgirxfu">
         <w:r>
           <w:rPr>
             <w:rFonts w:ascii="Arial" w:cs="Arial" w:eastAsia="Arial" w:hAnsi="Arial"/>
@@ -1782,7 +1782,7 @@
       <w:pPr>
         <w:spacing w:after="60" w:before="0" w:line="288" w:lineRule="auto"/>
       </w:pPr>
-      <w:hyperlink w:history="1" r:id="rIddlkjh8fj-hdiqbtqe20dq">
+      <w:hyperlink w:history="1" r:id="rIdn1vjnkae7pjhti0ucpd_b">
         <w:r>
           <w:rPr>
             <w:rFonts w:ascii="Arial" w:cs="Arial" w:eastAsia="Arial" w:hAnsi="Arial"/>
@@ -1799,7 +1799,7 @@
       <w:pPr>
         <w:spacing w:after="60" w:before="0" w:line="288" w:lineRule="auto"/>
       </w:pPr>
-      <w:hyperlink w:history="1" r:id="rIdfe7zj5acc8jmq_aynqagp">
+      <w:hyperlink w:history="1" r:id="rIdgm1mpjrcp7s6-kh9ixvzr">
         <w:r>
           <w:rPr>
             <w:rFonts w:ascii="Arial" w:cs="Arial" w:eastAsia="Arial" w:hAnsi="Arial"/>
@@ -2730,7 +2730,7 @@
       <w:pPr>
         <w:spacing w:after="60" w:before="0" w:line="288" w:lineRule="auto"/>
       </w:pPr>
-      <w:hyperlink w:history="1" r:id="rIdqlfwo5wwngrhpuovle_f5">
+      <w:hyperlink w:history="1" r:id="rId_hbim8eyh2poh-six3tsf">
         <w:r>
           <w:rPr>
             <w:rFonts w:ascii="Arial" w:cs="Arial" w:eastAsia="Arial" w:hAnsi="Arial"/>
@@ -2747,7 +2747,7 @@
       <w:pPr>
         <w:spacing w:after="60" w:before="0" w:line="288" w:lineRule="auto"/>
       </w:pPr>
-      <w:hyperlink w:history="1" r:id="rIdlv1ihfegfabn-vrzjwmdg">
+      <w:hyperlink w:history="1" r:id="rIdxdlezrfliludm2pmyzh2m">
         <w:r>
           <w:rPr>
             <w:rFonts w:ascii="Arial" w:cs="Arial" w:eastAsia="Arial" w:hAnsi="Arial"/>
@@ -3710,7 +3710,7 @@
       <w:pPr>
         <w:spacing w:after="60" w:before="0" w:line="288" w:lineRule="auto"/>
       </w:pPr>
-      <w:hyperlink w:history="1" r:id="rId3lo8fx8eygyue1lq0l3mn">
+      <w:hyperlink w:history="1" r:id="rId1unsbeiqiwbic417utuuk">
         <w:r>
           <w:rPr>
             <w:rFonts w:ascii="Arial" w:cs="Arial" w:eastAsia="Arial" w:hAnsi="Arial"/>
@@ -3727,7 +3727,7 @@
       <w:pPr>
         <w:spacing w:after="60" w:before="0" w:line="288" w:lineRule="auto"/>
       </w:pPr>
-      <w:hyperlink w:history="1" r:id="rIdbxuy73axdlxagopvr2ole">
+      <w:hyperlink w:history="1" r:id="rIdrdc3yggjp12k1eonddcrm">
         <w:r>
           <w:rPr>
             <w:rFonts w:ascii="Arial" w:cs="Arial" w:eastAsia="Arial" w:hAnsi="Arial"/>
@@ -4674,7 +4674,7 @@
       <w:pPr>
         <w:spacing w:after="60" w:before="0" w:line="288" w:lineRule="auto"/>
       </w:pPr>
-      <w:hyperlink w:history="1" r:id="rId0attgl0mqpsg8kllyvkkp">
+      <w:hyperlink w:history="1" r:id="rIdqberfgnqfuto2pxytw5n2">
         <w:r>
           <w:rPr>
             <w:rFonts w:ascii="Arial" w:cs="Arial" w:eastAsia="Arial" w:hAnsi="Arial"/>
@@ -4691,7 +4691,7 @@
       <w:pPr>
         <w:spacing w:after="60" w:before="0" w:line="288" w:lineRule="auto"/>
       </w:pPr>
-      <w:hyperlink w:history="1" r:id="rIdrflwtyjfskr0akttxdx7y">
+      <w:hyperlink w:history="1" r:id="rIddy9lmvqksg3byxwupyk0h">
         <w:r>
           <w:rPr>
             <w:rFonts w:ascii="Arial" w:cs="Arial" w:eastAsia="Arial" w:hAnsi="Arial"/>
@@ -5622,7 +5622,7 @@
       <w:pPr>
         <w:spacing w:after="60" w:before="0" w:line="288" w:lineRule="auto"/>
       </w:pPr>
-      <w:hyperlink w:history="1" r:id="rIdp8wpplfzqepf7_0ox6rjr">
+      <w:hyperlink w:history="1" r:id="rId0_hnwr2b795bc7air41g7">
         <w:r>
           <w:rPr>
             <w:rFonts w:ascii="Arial" w:cs="Arial" w:eastAsia="Arial" w:hAnsi="Arial"/>
@@ -5639,7 +5639,7 @@
       <w:pPr>
         <w:spacing w:after="60" w:before="0" w:line="288" w:lineRule="auto"/>
       </w:pPr>
-      <w:hyperlink w:history="1" r:id="rIdzgac6z39vsqsrkpihifba">
+      <w:hyperlink w:history="1" r:id="rIdrl3kap219wuyt2iev-jcz">
         <w:r>
           <w:rPr>
             <w:rFonts w:ascii="Arial" w:cs="Arial" w:eastAsia="Arial" w:hAnsi="Arial"/>
@@ -6586,7 +6586,7 @@
       <w:pPr>
         <w:spacing w:after="60" w:before="0" w:line="288" w:lineRule="auto"/>
       </w:pPr>
-      <w:hyperlink w:history="1" r:id="rIdecn4s94jrykznkvmr9gux">
+      <w:hyperlink w:history="1" r:id="rIdji7snr_-sywequprb90ob">
         <w:r>
           <w:rPr>
             <w:rFonts w:ascii="Arial" w:cs="Arial" w:eastAsia="Arial" w:hAnsi="Arial"/>
@@ -6603,7 +6603,7 @@
       <w:pPr>
         <w:spacing w:after="60" w:before="0" w:line="288" w:lineRule="auto"/>
       </w:pPr>
-      <w:hyperlink w:history="1" r:id="rIdlh7zbfacxr7vomh6vm_p-">
+      <w:hyperlink w:history="1" r:id="rId-mzlysqejoe7ymzzpcunu">
         <w:r>
           <w:rPr>
             <w:rFonts w:ascii="Arial" w:cs="Arial" w:eastAsia="Arial" w:hAnsi="Arial"/>
@@ -7518,7 +7518,7 @@
       <w:pPr>
         <w:spacing w:after="60" w:before="0" w:line="288" w:lineRule="auto"/>
       </w:pPr>
-      <w:hyperlink w:history="1" r:id="rIdiwidi-ffqnygudua27lhg">
+      <w:hyperlink w:history="1" r:id="rId4zenedleqp06ng9gs9j1r">
         <w:r>
           <w:rPr>
             <w:rFonts w:ascii="Arial" w:cs="Arial" w:eastAsia="Arial" w:hAnsi="Arial"/>

--- a/public/training/connect-segment/SecureByDesign-connect-segment-Workbook.docx
+++ b/public/training/connect-segment/SecureByDesign-connect-segment-Workbook.docx
@@ -11,7 +11,7 @@
           <wp:inline distT="0" distB="0" distL="0" distR="0">
             <wp:extent cx="495300" cy="495300"/>
             <wp:effectExtent t="0" r="0" b="0" l="0"/>
-            <wp:docPr id="1" name="" descr="" title=""/>
+            <wp:docPr id="1" name="" descr="Secure By Design logo" title=""/>
             <wp:cNvGraphicFramePr>
               <a:graphicFrameLocks xmlns:a="http://schemas.openxmlformats.org/drawingml/2006/main" noChangeAspect="1"/>
             </wp:cNvGraphicFramePr>
@@ -19,7 +19,7 @@
               <a:graphicData uri="http://schemas.openxmlformats.org/drawingml/2006/picture">
                 <pic:pic xmlns:pic="http://schemas.openxmlformats.org/drawingml/2006/picture">
                   <pic:nvPicPr>
-                    <pic:cNvPr id="0" name="" descr=""/>
+                    <pic:cNvPr id="0" name="" descr="Secure By Design logo"/>
                     <pic:cNvPicPr>
                       <a:picLocks noChangeAspect="1" noChangeArrowheads="1"/>
                     </pic:cNvPicPr>
@@ -150,7 +150,7 @@
           <w:sz w:val="16"/>
           <w:szCs w:val="16"/>
         </w:rPr>
-        <w:t xml:space="preserve">MATERIALS EDITION 1.1    /    COURSE 1.5</w:t>
+        <w:t xml:space="preserve">MATERIALS EDITION 1.2    /    COURSE 1.5</w:t>
       </w:r>
     </w:p>
     <w:p>
@@ -164,7 +164,7 @@
           <w:sz w:val="16"/>
           <w:szCs w:val="16"/>
         </w:rPr>
-        <w:t xml:space="preserve">Updated 7 October 2026  ·  sbd-connect-segment</w:t>
+        <w:t xml:space="preserve">Updated 8 October 2026  ·  sbd-connect-segment</w:t>
       </w:r>
     </w:p>
     <w:p>
@@ -970,7 +970,7 @@
           <w:sz w:val="21"/>
           <w:szCs w:val="21"/>
         </w:rPr>
-        <w:t xml:space="preserve">Draft the ACL exception register from the documented service paths.</w:t>
+        <w:t xml:space="preserve">Draft the access control list (ACL) exception register from the documented service paths.</w:t>
       </w:r>
     </w:p>
     <w:p>
@@ -1064,7 +1064,7 @@
           <w:sz w:val="21"/>
           <w:szCs w:val="21"/>
         </w:rPr>
-        <w:t xml:space="preserve">Draft the register's first entries from paths the built systems already need: every VLAN to the domain controllers for DNS, Kerberos, LDAP, SMB, and RPC; every system to SBD-TIME01 for time; the admin VLAN to the tiers it manages. One row per path: source, destination, service and port, justification, owner.</w:t>
+        <w:t xml:space="preserve">Draft the register's first entries from paths the built systems already need: every VLAN to the domain controllers for DNS, Kerberos, LDAP, SMB, RPC, and time (UDP 123), because domain members take their time from the domain controllers; SBD-DC01, the primary domain controller (PDC) emulator, to SBD-TIME01 — the only system that syncs from the reference clock; and the admin VLAN to the tiers it manages. One row per path: source, destination, service and port, justification, owner.</w:t>
       </w:r>
     </w:p>
     <w:p>
@@ -2977,7 +2977,7 @@
           <w:sz w:val="21"/>
           <w:szCs w:val="21"/>
         </w:rPr>
-        <w:t xml:space="preserve">Permit NTP (123) from every VLAN to SBD-TIME01, and HTTP to the pki.sbd.test publication service in VLAN 30 so clients can fetch certificates and revocation lists.</w:t>
+        <w:t xml:space="preserve">Permit time the way Windows Time actually flows: UDP 123 from every VLAN to both domain controllers, and UDP 123 from SBD-DC01 alone to SBD-TIME01. Permit HTTP to the pki.sbd.test publication service in VLAN 30 so clients can fetch certificates and revocation lists.</w:t>
       </w:r>
     </w:p>
     <w:p>
@@ -2996,7 +2996,7 @@
           <w:sz w:val="21"/>
           <w:szCs w:val="21"/>
         </w:rPr>
-        <w:t xml:space="preserve">Deny workstation-to-workstation traffic inside VLAN 80's future rows now, per the model's notes, and read back the full rule set against the register line by line — anything configured but not registered gets removed or registered, never ignored.</w:t>
+        <w:t xml:space="preserve">Record the VLAN 80 peer denies now — workstation-to-workstation SMB and Remote Desktop — as host-firewall rows: traffic inside one VLAN never reaches the router, so course 1.9 enforces them with each PC's own firewall. Then read back the full rule set against the register line by line — anything configured but not registered gets removed or registered, never ignored.</w:t>
       </w:r>
     </w:p>
     <w:p>
@@ -3758,7 +3758,7 @@
           <w:sz w:val="16"/>
           <w:szCs w:val="16"/>
         </w:rPr>
-        <w:t xml:space="preserve">LESSON 04  /  ABOUT 30 MIN</w:t>
+        <w:t xml:space="preserve">LESSON 04  /  ABOUT 35 MIN</w:t>
       </w:r>
     </w:p>
     <w:p>
@@ -3938,7 +3938,7 @@
           <w:sz w:val="21"/>
           <w:szCs w:val="21"/>
         </w:rPr>
-        <w:t xml:space="preserve">On the domain controller holding the PDC emulator role, configure Windows Time to use SBD-TIME01 as its manual peer and mark it reliable. Only the PDC emulator points outward; every other domain member keeps the default domain-hierarchy sync.</w:t>
+        <w:t xml:space="preserve">On SBD-DC01, the domain controller holding the PDC emulator role, configure Windows Time to use SBD-TIME01 as its manual peer and mark it reliable. Only the PDC emulator points at TIME01: SBD-DC02 syncs from the PDC emulator, every other domain member keeps the default domain-hierarchy sync from the domain controllers, and the domain-joined Linux servers in later courses point chrony or ntpd at both domain controllers.</w:t>
       </w:r>
     </w:p>
     <w:p>
@@ -3957,7 +3957,7 @@
           <w:sz w:val="21"/>
           <w:szCs w:val="21"/>
         </w:rPr>
-        <w:t xml:space="preserve">Confirm the register's NTP row is active and the hardening GPOs from course 1.3 do not conflict with the time settings — if a STIG value and this design disagree, the deviation record from that course is where the decision lives.</w:t>
+        <w:t xml:space="preserve">Confirm the register's time rows are active — members to both domain controllers on UDP 123, and SBD-DC01 alone to SBD-TIME01 — and that the hardening Group Policy objects (GPOs) from course 1.3 do not conflict with the time settings. If a Security Technical Implementation Guide (STIG) value and this design disagree, the deviation record from that course is where the decision lives.</w:t>
       </w:r>
     </w:p>
     <w:p>
@@ -3976,7 +3976,7 @@
           <w:sz w:val="21"/>
           <w:szCs w:val="21"/>
         </w:rPr>
-        <w:t xml:space="preserve">Verify the chain end to end: TIME01 serving, the PDC emulator sourcing from it, the second DC sourcing from the domain hierarchy, and offsets within your recorded threshold.</w:t>
+        <w:t xml:space="preserve">Verify the chain end to end: TIME01 serving, the PDC emulator sourcing from it, SBD-DC02 and a member server sourcing from a domain controller, and offsets within your recorded threshold.</w:t>
       </w:r>
     </w:p>
     <w:p>
@@ -4010,7 +4010,7 @@
           <w:sz w:val="18"/>
           <w:szCs w:val="18"/>
         </w:rPr>
-        <w:t xml:space="preserve"># On the PDC emulator, then on the other DC.</w:t>
+        <w:t xml:space="preserve">Get-ADDomain | Select-Object PDCEmulator   # expected: SBD-DC01.sbd.test</w:t>
       </w:r>
     </w:p>
     <w:p>
@@ -4026,7 +4026,7 @@
           <w:sz w:val="18"/>
           <w:szCs w:val="18"/>
         </w:rPr>
-        <w:t xml:space="preserve">w32tm /query /source</w:t>
+        <w:t xml:space="preserve"># On the PDC emulator, then on SBD-DC02 and a member server:</w:t>
       </w:r>
     </w:p>
     <w:p>
@@ -4042,6 +4042,22 @@
           <w:sz w:val="18"/>
           <w:szCs w:val="18"/>
         </w:rPr>
+        <w:t xml:space="preserve">w32tm /query /source</w:t>
+      </w:r>
+    </w:p>
+    <w:p>
+      <w:pPr>
+        <w:shd w:fill="F1F7FA" w:color="auto" w:val="clear"/>
+        <w:spacing w:after="0" w:before="0" w:line="252" w:lineRule="auto"/>
+        <w:ind w:left="160" w:right="160"/>
+      </w:pPr>
+      <w:r>
+        <w:rPr>
+          <w:rFonts w:ascii="Consolas" w:cs="Consolas" w:eastAsia="Consolas" w:hAnsi="Consolas"/>
+          <w:color w:val="193448"/>
+          <w:sz w:val="18"/>
+          <w:szCs w:val="18"/>
+        </w:rPr>
         <w:t xml:space="preserve">w32tm /query /status</w:t>
       </w:r>
     </w:p>
@@ -4058,7 +4074,7 @@
           <w:sz w:val="18"/>
           <w:szCs w:val="18"/>
         </w:rPr>
-        <w:t xml:space="preserve">w32tm /stripchart /computer:10.0.20.40 /samples:3 /dataonly</w:t>
+        <w:t xml:space="preserve">w32tm /stripchart /computer:10.0.20.40 /samples:3 /dataonly   # from SBD-DC01 only</w:t>
       </w:r>
     </w:p>
     <w:p>
@@ -4088,7 +4104,7 @@
           <w:sz w:val="20"/>
           <w:szCs w:val="20"/>
         </w:rPr>
-        <w:t xml:space="preserve">The PDC emulator reports SBD-TIME01 as its source, the other controller reports the domain hierarchy, and measured offsets sit inside the documented threshold.</w:t>
+        <w:t xml:space="preserve">The PDC emulator reports SBD-TIME01 as its source, SBD-DC02 and the member server report a domain controller, and measured offsets sit inside the documented threshold.</w:t>
       </w:r>
     </w:p>
     <w:p>
@@ -4120,7 +4136,7 @@
           <w:sz w:val="21"/>
           <w:szCs w:val="21"/>
         </w:rPr>
-        <w:t xml:space="preserve">Evidence to keep: Record the time design decisions, both controllers' source and status output, the stripchart offsets, and the register row that permits NTP.</w:t>
+        <w:t xml:space="preserve">Evidence to keep: Record the time design decisions, the source and status output from both controllers and the member, the stripchart offsets, and the register rows that permit time: members to the domain controllers, and SBD-DC01 to SBD-TIME01.</w:t>
       </w:r>
     </w:p>
     <w:tbl>
@@ -4883,7 +4899,7 @@
           <w:sz w:val="21"/>
           <w:szCs w:val="21"/>
         </w:rPr>
-        <w:t xml:space="preserve">From a test host in each populated VLAN, run the register's permitted paths as a scripted matrix: directory ports to VLAN 10, NTP to TIME01, HTTP to pki.sbd.test. Record source VLAN, destination, port, and result for every row.</w:t>
+        <w:t xml:space="preserve">From a test host in each populated VLAN, run the register's permitted paths as a scripted matrix: directory ports and time to VLAN 10, and HTTP to pki.sbd.test. Record source VLAN, destination, port, and result for every row.</w:t>
       </w:r>
     </w:p>
     <w:p>
@@ -4902,7 +4918,7 @@
           <w:sz w:val="21"/>
           <w:szCs w:val="21"/>
         </w:rPr>
-        <w:t xml:space="preserve">Run the deliberate failures: a port no register row permits, from a VLAN that should not reach it. Confirm the failure and find its entry in the router's deny log — the pair is the evidence.</w:t>
+        <w:t xml:space="preserve">Run the deliberate failures: a port no register row permits, from a VLAN that should not reach it — for example, time straight to SBD-TIME01 from a test host outside VLAN 20, since only SBD-DC01 may reach it. Confirm the failure and find its entry in the router's deny log — the pair is the evidence.</w:t>
       </w:r>
     </w:p>
     <w:p>
@@ -4974,7 +4990,7 @@
           <w:sz w:val="18"/>
           <w:szCs w:val="18"/>
         </w:rPr>
-        <w:t xml:space="preserve">$targets = @(@('SBD-DC01.sbd.test',53),@('SBD-DC01.sbd.test',88),@('10.0.20.40',123),@('pki.sbd.test',80))</w:t>
+        <w:t xml:space="preserve">$targets = @(@('SBD-DC01.sbd.test',53),@('SBD-DC01.sbd.test',88),@('SBD-DC01.sbd.test',389),@('pki.sbd.test',80))</w:t>
       </w:r>
     </w:p>
     <w:p>
@@ -4991,6 +5007,38 @@
           <w:szCs w:val="18"/>
         </w:rPr>
         <w:t xml:space="preserve">foreach ($t in $targets) { Test-NetConnection $t[0] -Port $t[1] | Select-Object ComputerName, RemotePort, TcpTestSucceeded }</w:t>
+      </w:r>
+    </w:p>
+    <w:p>
+      <w:pPr>
+        <w:shd w:fill="F1F7FA" w:color="auto" w:val="clear"/>
+        <w:spacing w:after="0" w:before="0" w:line="252" w:lineRule="auto"/>
+        <w:ind w:left="160" w:right="160"/>
+      </w:pPr>
+      <w:r>
+        <w:rPr>
+          <w:rFonts w:ascii="Consolas" w:cs="Consolas" w:eastAsia="Consolas" w:hAnsi="Consolas"/>
+          <w:color w:val="193448"/>
+          <w:sz w:val="18"/>
+          <w:szCs w:val="18"/>
+        </w:rPr>
+        <w:t xml:space="preserve">w32tm /stripchart /computer:SBD-DC01.sbd.test /samples:3 /dataonly   # time over UDP 123 answers</w:t>
+      </w:r>
+    </w:p>
+    <w:p>
+      <w:pPr>
+        <w:shd w:fill="F1F7FA" w:color="auto" w:val="clear"/>
+        <w:spacing w:after="0" w:before="0" w:line="252" w:lineRule="auto"/>
+        <w:ind w:left="160" w:right="160"/>
+      </w:pPr>
+      <w:r>
+        <w:rPr>
+          <w:rFonts w:ascii="Consolas" w:cs="Consolas" w:eastAsia="Consolas" w:hAnsi="Consolas"/>
+          <w:color w:val="193448"/>
+          <w:sz w:val="18"/>
+          <w:szCs w:val="18"/>
+        </w:rPr>
+        <w:t xml:space="preserve">w32tm /stripchart /computer:10.0.20.40 /samples:1 /dataonly   # from a test host outside VLAN 20: expected to fail (only SBD-DC01 may reach TIME01)</w:t>
       </w:r>
     </w:p>
     <w:p>
@@ -5068,7 +5116,7 @@
           <w:sz w:val="21"/>
           <w:szCs w:val="21"/>
         </w:rPr>
-        <w:t xml:space="preserve">Evidence to keep: Keep the test matrix with timestamps, the deny-log captures, and the cross-VLAN SRV and CRL retrieval output.</w:t>
+        <w:t xml:space="preserve">Evidence to keep: Keep the test matrix with timestamps, the time queries, the deny-log captures, and the cross-VLAN SRV and CRL retrieval output.</w:t>
       </w:r>
     </w:p>
     <w:tbl>
@@ -6814,7 +6862,7 @@
           <w:sz w:val="21"/>
           <w:szCs w:val="21"/>
         </w:rPr>
-        <w:t xml:space="preserve">Export the router's configuration, hash the export, and store it with the evidence. The router has no SCAP benchmark in this lab, so its config export, register reconciliation, and deny log stand as its assessable record — say so explicitly in the evidence notes.</w:t>
+        <w:t xml:space="preserve">Export the router's configuration, hash the export, and store it with the evidence. The router has no Security Content Automation Protocol (SCAP) benchmark in this lab, so its config export, register reconciliation, and deny log stand as its assessable record — say so explicitly in the evidence notes.</w:t>
       </w:r>
     </w:p>
     <w:p>
@@ -6852,7 +6900,7 @@
           <w:sz w:val="21"/>
           <w:szCs w:val="21"/>
         </w:rPr>
-        <w:t xml:space="preserve">Write the handoff line for the next course: the network now routes, filters, and keeps time — wave 2's PKI publication host and template administration build on exactly these paths.</w:t>
+        <w:t xml:space="preserve">Write the handoff line for the next course: the network now routes, filters, and keeps time — course 1.6's PKI publication host and template administration build on exactly these paths.</w:t>
       </w:r>
     </w:p>
     <w:p>
@@ -7511,7 +7559,7 @@
           <w:sz w:val="20"/>
           <w:szCs w:val="20"/>
         </w:rPr>
-        <w:t xml:space="preserve">Change-triggered scans ran; deltas are attributed.  The router's record is its hashed export plus the register and deny log.  Owners, review dates, and the handoff to wave 2 are written.</w:t>
+        <w:t xml:space="preserve">Change-triggered scans ran; deltas are attributed.  The router's record is its hashed export plus the register and deny log.  Owners, review dates, and the handoff to course 1.6 are written.</w:t>
       </w:r>
     </w:p>
     <w:p>
@@ -8508,7 +8556,7 @@
         <w:sz w:val="15"/>
         <w:szCs w:val="15"/>
       </w:rPr>
-      <w:t xml:space="preserve">© 2026 Secure By Design Team LLC.   Course 1.5 · Materials edition 1.1     </w:t>
+      <w:t xml:space="preserve">© 2026 Secure By Design Team LLC.   Course 1.5 · Materials edition 1.2     </w:t>
     </w:r>
     <w:r>
       <w:rPr>
